--- a/livre/Recettes (une par fichier)/5 - Poissons et fruits de mer/Lotte d'Amsterdam (autre version).docx
+++ b/livre/Recettes (une par fichier)/5 - Poissons et fruits de mer/Lotte d'Amsterdam (autre version).docx
@@ -968,12 +968,11 @@
       <w:contextualSpacing/>
     </w:pPr>
     <w:rPr>
-      <w:rFonts w:ascii="Georgia" w:hAnsi="Georgia" w:eastAsia="Georgia" w:cs="Georgia"/>
-      <w:b/>
-      <w:color w:val="8C3B1E"/>
+      <w:rFonts w:asciiTheme="majorHAnsi" w:eastAsiaTheme="majorEastAsia" w:hAnsiTheme="majorHAnsi" w:cstheme="majorBidi"/>
+      <w:color w:val="17365D" w:themeColor="text2" w:themeShade="BF"/>
       <w:spacing w:val="5"/>
       <w:kern w:val="28"/>
-      <w:sz w:val="68"/>
+      <w:sz w:val="52"/>
       <w:szCs w:val="52"/>
     </w:rPr>
   </w:style>
